--- a/methodology_of_scientific_research/practics/7/2026/Ковалев Д.П. ВКБ43 ПР7.docx
+++ b/methodology_of_scientific_research/practics/7/2026/Ковалев Д.П. ВКБ43 ПР7.docx
@@ -19,7 +19,7 @@
           <w:lang w:eastAsia="ru-RU"/>
         </w:rPr>
         <w:drawing>
-          <wp:inline distT="0" distB="0" distL="0" distR="0" wp14:anchorId="02897AD4" wp14:editId="6D9D286F">
+          <wp:inline distT="0" distB="0" distL="0" distR="0" wp14:anchorId="02897AD4" wp14:editId="19DC9524">
             <wp:extent cx="640080" cy="685800"/>
             <wp:effectExtent l="0" t="0" r="7620" b="0"/>
             <wp:docPr id="1" name="Рисунок 1"/>
@@ -1629,18 +1629,7 @@
           <w:szCs w:val="28"/>
           <w:lang w:eastAsia="ru-RU"/>
         </w:rPr>
-        <w:t xml:space="preserve">Практическое задание 1. </w:t>
-      </w:r>
-      <w:r>
-        <w:rPr>
-          <w:rFonts w:ascii="Times New Roman" w:hAnsi="Times New Roman" w:cs="Times New Roman"/>
-          <w:b/>
-          <w:bCs/>
-          <w:sz w:val="28"/>
-          <w:szCs w:val="28"/>
-          <w:lang w:eastAsia="ru-RU"/>
-        </w:rPr>
-        <w:t>Кейс-задание</w:t>
+        <w:t>Практическое задание 1. Кейс-задание</w:t>
       </w:r>
     </w:p>
     <w:p>
@@ -2098,7 +2087,31 @@
                 <w:szCs w:val="28"/>
                 <w:lang w:eastAsia="ru-RU"/>
               </w:rPr>
-              <w:t>2025. Vol. 270. P. 2828–2837. DOI: 10.1016/j.procs.2025.09.405.</w:t>
+              <w:t xml:space="preserve">2025. </w:t>
+            </w:r>
+            <w:proofErr w:type="spellStart"/>
+            <w:r>
+              <w:rPr>
+                <w:rFonts w:ascii="Times New Roman" w:hAnsi="Times New Roman" w:cs="Times New Roman"/>
+                <w:b/>
+                <w:bCs/>
+                <w:sz w:val="28"/>
+                <w:szCs w:val="28"/>
+                <w:lang w:eastAsia="ru-RU"/>
+              </w:rPr>
+              <w:t>Vol</w:t>
+            </w:r>
+            <w:proofErr w:type="spellEnd"/>
+            <w:r>
+              <w:rPr>
+                <w:rFonts w:ascii="Times New Roman" w:hAnsi="Times New Roman" w:cs="Times New Roman"/>
+                <w:b/>
+                <w:bCs/>
+                <w:sz w:val="28"/>
+                <w:szCs w:val="28"/>
+                <w:lang w:eastAsia="ru-RU"/>
+              </w:rPr>
+              <w:t>. 270. P. 2828–2837. DOI: 10.1016/j.procs.2025.09.405.</w:t>
             </w:r>
           </w:p>
         </w:tc>
@@ -2438,6 +2451,7 @@
               <w:spacing w:after="0" w:line="300" w:lineRule="auto"/>
               <w:jc w:val="both"/>
             </w:pPr>
+            <w:bookmarkStart w:id="3" w:name="_Hlk227573496"/>
             <w:r>
               <w:rPr>
                 <w:rFonts w:ascii="Times New Roman" w:hAnsi="Times New Roman" w:cs="Times New Roman"/>
@@ -2484,6 +2498,7 @@
               </w:rPr>
               <w:t>2024. P. 1–13. DOI: 10.1145/3597503.3639117.</w:t>
             </w:r>
+            <w:bookmarkEnd w:id="3"/>
           </w:p>
         </w:tc>
       </w:tr>
